--- a/docs/marketing/SEMHANA_홍보영상_제작기획서.docx
+++ b/docs/marketing/SEMHANA_홍보영상_제작기획서.docx
@@ -784,79 +784,6 @@
     </w:p>
     <w:p>
       <w:pPr>
-        <w:pStyle w:val="Heading2"/>
-        <w:keepNext/>
-      </w:pPr>
-      <w:r>
-        <w:rPr>
-          <w:rFonts w:ascii="Malgun Gothic" w:hAnsi="Malgun Gothic" w:eastAsia="Malgun Gothic"/>
-          <w:b/>
-          <w:i w:val="0"/>
-          <w:color w:val="3B82F6"/>
-          <w:sz w:val="26"/>
-        </w:rPr>
-        <w:t>성공하는 영상의 세 가지 조건</w:t>
-      </w:r>
-    </w:p>
-    <w:p>
-      <w:pPr>
-        <w:spacing w:before="0" w:after="80" w:line="290" w:lineRule="auto"/>
-        <w:numPr>
-          <w:ilvl w:val="0"/>
-          <w:numId w:val="11"/>
-        </w:numPr>
-      </w:pPr>
-      <w:r>
-        <w:rPr>
-          <w:rFonts w:ascii="Malgun Gothic" w:hAnsi="Malgun Gothic" w:eastAsia="Malgun Gothic"/>
-          <w:b w:val="0"/>
-          <w:i w:val="0"/>
-          <w:color w:val="111827"/>
-          <w:sz w:val="22"/>
-        </w:rPr>
-        <w:t>첫 3초에 ‘내 얘기’여야 한다 — 계산기, 영수증 더미, 단체방 메시지, 늦은 밤을 빠르게 제시한다.</w:t>
-      </w:r>
-    </w:p>
-    <w:p>
-      <w:pPr>
-        <w:spacing w:before="0" w:after="80" w:line="290" w:lineRule="auto"/>
-        <w:numPr>
-          <w:ilvl w:val="0"/>
-          <w:numId w:val="11"/>
-        </w:numPr>
-      </w:pPr>
-      <w:r>
-        <w:rPr>
-          <w:rFonts w:ascii="Malgun Gothic" w:hAnsi="Malgun Gothic" w:eastAsia="Malgun Gothic"/>
-          <w:b w:val="0"/>
-          <w:i w:val="0"/>
-          <w:color w:val="111827"/>
-          <w:sz w:val="22"/>
-        </w:rPr>
-        <w:t>기능은 반드시 결과와 붙인다 — 버튼이 아니라 ‘시간 절약·놓침 방지·한눈에 파악’을 보여준다.</w:t>
-      </w:r>
-    </w:p>
-    <w:p>
-      <w:pPr>
-        <w:spacing w:before="0" w:after="80" w:line="290" w:lineRule="auto"/>
-        <w:numPr>
-          <w:ilvl w:val="0"/>
-          <w:numId w:val="11"/>
-        </w:numPr>
-      </w:pPr>
-      <w:r>
-        <w:rPr>
-          <w:rFonts w:ascii="Malgun Gothic" w:hAnsi="Malgun Gothic" w:eastAsia="Malgun Gothic"/>
-          <w:b w:val="0"/>
-          <w:i w:val="0"/>
-          <w:color w:val="111827"/>
-          <w:sz w:val="22"/>
-        </w:rPr>
-        <w:t>마지막은 안도감으로 끝낸다 — 사장님이 앱을 닫고 가게 불을 끄는 장면이 제품의 진짜 가치다.</w:t>
-      </w:r>
-    </w:p>
-    <w:p>
-      <w:pPr>
         <w:keepNext/>
         <w:spacing w:before="80" w:after="200"/>
         <w:shd w:fill="0F172A"/>
@@ -918,9 +845,10 @@
     <w:p>
       <w:pPr>
         <w:spacing w:before="0" w:after="80" w:line="290" w:lineRule="auto"/>
+        <w:ind w:left="540" w:hanging="279"/>
         <w:numPr>
           <w:ilvl w:val="0"/>
-          <w:numId w:val="10"/>
+          <w:numId w:val="1"/>
         </w:numPr>
       </w:pPr>
       <w:r>
@@ -937,9 +865,10 @@
     <w:p>
       <w:pPr>
         <w:spacing w:before="0" w:after="80" w:line="290" w:lineRule="auto"/>
+        <w:ind w:left="540" w:hanging="279"/>
         <w:numPr>
           <w:ilvl w:val="0"/>
-          <w:numId w:val="10"/>
+          <w:numId w:val="1"/>
         </w:numPr>
       </w:pPr>
       <w:r>
@@ -956,9 +885,10 @@
     <w:p>
       <w:pPr>
         <w:spacing w:before="0" w:after="80" w:line="290" w:lineRule="auto"/>
+        <w:ind w:left="540" w:hanging="279"/>
         <w:numPr>
           <w:ilvl w:val="0"/>
-          <w:numId w:val="10"/>
+          <w:numId w:val="1"/>
         </w:numPr>
       </w:pPr>
       <w:r>
@@ -975,9 +905,10 @@
     <w:p>
       <w:pPr>
         <w:spacing w:before="0" w:after="80" w:line="290" w:lineRule="auto"/>
+        <w:ind w:left="540" w:hanging="279"/>
         <w:numPr>
           <w:ilvl w:val="0"/>
-          <w:numId w:val="10"/>
+          <w:numId w:val="1"/>
         </w:numPr>
       </w:pPr>
       <w:r>
@@ -1476,6 +1407,7 @@
     <w:p>
       <w:pPr>
         <w:spacing w:before="0" w:after="80" w:line="290" w:lineRule="auto"/>
+        <w:ind w:left="540" w:hanging="279"/>
         <w:numPr>
           <w:ilvl w:val="0"/>
           <w:numId w:val="11"/>
@@ -1495,6 +1427,7 @@
     <w:p>
       <w:pPr>
         <w:spacing w:before="0" w:after="80" w:line="290" w:lineRule="auto"/>
+        <w:ind w:left="540" w:hanging="279"/>
         <w:numPr>
           <w:ilvl w:val="0"/>
           <w:numId w:val="11"/>
@@ -1514,6 +1447,7 @@
     <w:p>
       <w:pPr>
         <w:spacing w:before="0" w:after="80" w:line="290" w:lineRule="auto"/>
+        <w:ind w:left="540" w:hanging="279"/>
         <w:numPr>
           <w:ilvl w:val="0"/>
           <w:numId w:val="11"/>
@@ -1533,6 +1467,7 @@
     <w:p>
       <w:pPr>
         <w:spacing w:before="0" w:after="80" w:line="290" w:lineRule="auto"/>
+        <w:ind w:left="540" w:hanging="279"/>
         <w:numPr>
           <w:ilvl w:val="0"/>
           <w:numId w:val="11"/>
@@ -1568,9 +1503,10 @@
     <w:p>
       <w:pPr>
         <w:spacing w:before="0" w:after="80" w:line="290" w:lineRule="auto"/>
+        <w:ind w:left="540" w:hanging="279"/>
         <w:numPr>
           <w:ilvl w:val="0"/>
-          <w:numId w:val="10"/>
+          <w:numId w:val="1"/>
         </w:numPr>
       </w:pPr>
       <w:r>
@@ -1587,9 +1523,10 @@
     <w:p>
       <w:pPr>
         <w:spacing w:before="0" w:after="80" w:line="290" w:lineRule="auto"/>
+        <w:ind w:left="540" w:hanging="279"/>
         <w:numPr>
           <w:ilvl w:val="0"/>
-          <w:numId w:val="10"/>
+          <w:numId w:val="1"/>
         </w:numPr>
       </w:pPr>
       <w:r>
@@ -1606,9 +1543,10 @@
     <w:p>
       <w:pPr>
         <w:spacing w:before="0" w:after="80" w:line="290" w:lineRule="auto"/>
+        <w:ind w:left="540" w:hanging="279"/>
         <w:numPr>
           <w:ilvl w:val="0"/>
-          <w:numId w:val="10"/>
+          <w:numId w:val="1"/>
         </w:numPr>
       </w:pPr>
       <w:r>
@@ -2046,9 +1984,10 @@
     <w:p>
       <w:pPr>
         <w:spacing w:before="0" w:after="80" w:line="290" w:lineRule="auto"/>
+        <w:ind w:left="540" w:hanging="279"/>
         <w:numPr>
           <w:ilvl w:val="0"/>
-          <w:numId w:val="10"/>
+          <w:numId w:val="1"/>
         </w:numPr>
       </w:pPr>
       <w:r>
@@ -2065,9 +2004,10 @@
     <w:p>
       <w:pPr>
         <w:spacing w:before="0" w:after="80" w:line="290" w:lineRule="auto"/>
+        <w:ind w:left="540" w:hanging="279"/>
         <w:numPr>
           <w:ilvl w:val="0"/>
-          <w:numId w:val="10"/>
+          <w:numId w:val="1"/>
         </w:numPr>
       </w:pPr>
       <w:r>
@@ -2084,9 +2024,10 @@
     <w:p>
       <w:pPr>
         <w:spacing w:before="0" w:after="80" w:line="290" w:lineRule="auto"/>
+        <w:ind w:left="540" w:hanging="279"/>
         <w:numPr>
           <w:ilvl w:val="0"/>
-          <w:numId w:val="10"/>
+          <w:numId w:val="1"/>
         </w:numPr>
       </w:pPr>
       <w:r>
@@ -2103,9 +2044,10 @@
     <w:p>
       <w:pPr>
         <w:spacing w:before="0" w:after="80" w:line="290" w:lineRule="auto"/>
+        <w:ind w:left="540" w:hanging="279"/>
         <w:numPr>
           <w:ilvl w:val="0"/>
-          <w:numId w:val="10"/>
+          <w:numId w:val="1"/>
         </w:numPr>
       </w:pPr>
       <w:r>
@@ -2122,9 +2064,10 @@
     <w:p>
       <w:pPr>
         <w:spacing w:before="0" w:after="80" w:line="290" w:lineRule="auto"/>
+        <w:ind w:left="540" w:hanging="279"/>
         <w:numPr>
           <w:ilvl w:val="0"/>
-          <w:numId w:val="10"/>
+          <w:numId w:val="1"/>
         </w:numPr>
       </w:pPr>
       <w:r>
@@ -2157,9 +2100,10 @@
     <w:p>
       <w:pPr>
         <w:spacing w:before="0" w:after="80" w:line="290" w:lineRule="auto"/>
+        <w:ind w:left="540" w:hanging="279"/>
         <w:numPr>
           <w:ilvl w:val="0"/>
-          <w:numId w:val="10"/>
+          <w:numId w:val="1"/>
         </w:numPr>
       </w:pPr>
       <w:r>
@@ -2176,9 +2120,10 @@
     <w:p>
       <w:pPr>
         <w:spacing w:before="0" w:after="80" w:line="290" w:lineRule="auto"/>
+        <w:ind w:left="540" w:hanging="279"/>
         <w:numPr>
           <w:ilvl w:val="0"/>
-          <w:numId w:val="10"/>
+          <w:numId w:val="1"/>
         </w:numPr>
       </w:pPr>
       <w:r>
@@ -2195,9 +2140,10 @@
     <w:p>
       <w:pPr>
         <w:spacing w:before="0" w:after="80" w:line="290" w:lineRule="auto"/>
+        <w:ind w:left="540" w:hanging="279"/>
         <w:numPr>
           <w:ilvl w:val="0"/>
-          <w:numId w:val="10"/>
+          <w:numId w:val="1"/>
         </w:numPr>
       </w:pPr>
       <w:r>
@@ -3196,9 +3142,10 @@
     <w:p>
       <w:pPr>
         <w:spacing w:before="0" w:after="80" w:line="290" w:lineRule="auto"/>
+        <w:ind w:left="540" w:hanging="279"/>
         <w:numPr>
           <w:ilvl w:val="0"/>
-          <w:numId w:val="10"/>
+          <w:numId w:val="1"/>
         </w:numPr>
       </w:pPr>
       <w:r>
@@ -3215,9 +3162,10 @@
     <w:p>
       <w:pPr>
         <w:spacing w:before="0" w:after="80" w:line="290" w:lineRule="auto"/>
+        <w:ind w:left="540" w:hanging="279"/>
         <w:numPr>
           <w:ilvl w:val="0"/>
-          <w:numId w:val="10"/>
+          <w:numId w:val="1"/>
         </w:numPr>
       </w:pPr>
       <w:r>
@@ -3234,9 +3182,10 @@
     <w:p>
       <w:pPr>
         <w:spacing w:before="0" w:after="80" w:line="290" w:lineRule="auto"/>
+        <w:ind w:left="540" w:hanging="279"/>
         <w:numPr>
           <w:ilvl w:val="0"/>
-          <w:numId w:val="10"/>
+          <w:numId w:val="1"/>
         </w:numPr>
       </w:pPr>
       <w:r>
@@ -3253,9 +3202,10 @@
     <w:p>
       <w:pPr>
         <w:spacing w:before="0" w:after="80" w:line="290" w:lineRule="auto"/>
+        <w:ind w:left="540" w:hanging="279"/>
         <w:numPr>
           <w:ilvl w:val="0"/>
-          <w:numId w:val="10"/>
+          <w:numId w:val="1"/>
         </w:numPr>
       </w:pPr>
       <w:r>
@@ -4088,9 +4038,10 @@
     <w:p>
       <w:pPr>
         <w:spacing w:before="0" w:after="80" w:line="290" w:lineRule="auto"/>
+        <w:ind w:left="540" w:hanging="279"/>
         <w:numPr>
           <w:ilvl w:val="0"/>
-          <w:numId w:val="10"/>
+          <w:numId w:val="1"/>
         </w:numPr>
       </w:pPr>
       <w:r>
@@ -4107,9 +4058,10 @@
     <w:p>
       <w:pPr>
         <w:spacing w:before="0" w:after="80" w:line="290" w:lineRule="auto"/>
+        <w:ind w:left="540" w:hanging="279"/>
         <w:numPr>
           <w:ilvl w:val="0"/>
-          <w:numId w:val="10"/>
+          <w:numId w:val="1"/>
         </w:numPr>
       </w:pPr>
       <w:r>
@@ -4126,9 +4078,10 @@
     <w:p>
       <w:pPr>
         <w:spacing w:before="0" w:after="80" w:line="290" w:lineRule="auto"/>
+        <w:ind w:left="540" w:hanging="279"/>
         <w:numPr>
           <w:ilvl w:val="0"/>
-          <w:numId w:val="10"/>
+          <w:numId w:val="1"/>
         </w:numPr>
       </w:pPr>
       <w:r>
@@ -4145,9 +4098,10 @@
     <w:p>
       <w:pPr>
         <w:spacing w:before="0" w:after="80" w:line="290" w:lineRule="auto"/>
+        <w:ind w:left="540" w:hanging="279"/>
         <w:numPr>
           <w:ilvl w:val="0"/>
-          <w:numId w:val="10"/>
+          <w:numId w:val="1"/>
         </w:numPr>
       </w:pPr>
       <w:r>
@@ -4739,9 +4693,10 @@
     <w:p>
       <w:pPr>
         <w:spacing w:before="0" w:after="80" w:line="290" w:lineRule="auto"/>
+        <w:ind w:left="540" w:hanging="279"/>
         <w:numPr>
           <w:ilvl w:val="0"/>
-          <w:numId w:val="11"/>
+          <w:numId w:val="12"/>
         </w:numPr>
       </w:pPr>
       <w:r>
@@ -4758,9 +4713,10 @@
     <w:p>
       <w:pPr>
         <w:spacing w:before="0" w:after="80" w:line="290" w:lineRule="auto"/>
+        <w:ind w:left="540" w:hanging="279"/>
         <w:numPr>
           <w:ilvl w:val="0"/>
-          <w:numId w:val="11"/>
+          <w:numId w:val="12"/>
         </w:numPr>
       </w:pPr>
       <w:r>
@@ -4777,9 +4733,10 @@
     <w:p>
       <w:pPr>
         <w:spacing w:before="0" w:after="80" w:line="290" w:lineRule="auto"/>
+        <w:ind w:left="540" w:hanging="279"/>
         <w:numPr>
           <w:ilvl w:val="0"/>
-          <w:numId w:val="11"/>
+          <w:numId w:val="12"/>
         </w:numPr>
       </w:pPr>
       <w:r>
@@ -4796,9 +4753,10 @@
     <w:p>
       <w:pPr>
         <w:spacing w:before="0" w:after="80" w:line="290" w:lineRule="auto"/>
+        <w:ind w:left="540" w:hanging="279"/>
         <w:numPr>
           <w:ilvl w:val="0"/>
-          <w:numId w:val="11"/>
+          <w:numId w:val="12"/>
         </w:numPr>
       </w:pPr>
       <w:r>
@@ -4815,9 +4773,10 @@
     <w:p>
       <w:pPr>
         <w:spacing w:before="0" w:after="80" w:line="290" w:lineRule="auto"/>
+        <w:ind w:left="540" w:hanging="279"/>
         <w:numPr>
           <w:ilvl w:val="0"/>
-          <w:numId w:val="11"/>
+          <w:numId w:val="12"/>
         </w:numPr>
       </w:pPr>
       <w:r>
@@ -5231,9 +5190,10 @@
     <w:p>
       <w:pPr>
         <w:spacing w:before="0" w:after="80" w:line="290" w:lineRule="auto"/>
+        <w:ind w:left="540" w:hanging="279"/>
         <w:numPr>
           <w:ilvl w:val="0"/>
-          <w:numId w:val="10"/>
+          <w:numId w:val="1"/>
         </w:numPr>
       </w:pPr>
       <w:r>
@@ -5250,9 +5210,10 @@
     <w:p>
       <w:pPr>
         <w:spacing w:before="0" w:after="80" w:line="290" w:lineRule="auto"/>
+        <w:ind w:left="540" w:hanging="279"/>
         <w:numPr>
           <w:ilvl w:val="0"/>
-          <w:numId w:val="10"/>
+          <w:numId w:val="1"/>
         </w:numPr>
       </w:pPr>
       <w:r>
@@ -5269,9 +5230,10 @@
     <w:p>
       <w:pPr>
         <w:spacing w:before="0" w:after="80" w:line="290" w:lineRule="auto"/>
+        <w:ind w:left="540" w:hanging="279"/>
         <w:numPr>
           <w:ilvl w:val="0"/>
-          <w:numId w:val="10"/>
+          <w:numId w:val="1"/>
         </w:numPr>
       </w:pPr>
       <w:r>
@@ -5288,9 +5250,10 @@
     <w:p>
       <w:pPr>
         <w:spacing w:before="0" w:after="80" w:line="290" w:lineRule="auto"/>
+        <w:ind w:left="540" w:hanging="279"/>
         <w:numPr>
           <w:ilvl w:val="0"/>
-          <w:numId w:val="10"/>
+          <w:numId w:val="1"/>
         </w:numPr>
       </w:pPr>
       <w:r>
@@ -5921,9 +5884,10 @@
     <w:p>
       <w:pPr>
         <w:spacing w:before="0" w:after="80" w:line="290" w:lineRule="auto"/>
+        <w:ind w:left="540" w:hanging="279"/>
         <w:numPr>
           <w:ilvl w:val="0"/>
-          <w:numId w:val="10"/>
+          <w:numId w:val="1"/>
         </w:numPr>
       </w:pPr>
       <w:r>
@@ -5940,9 +5904,10 @@
     <w:p>
       <w:pPr>
         <w:spacing w:before="0" w:after="80" w:line="290" w:lineRule="auto"/>
+        <w:ind w:left="540" w:hanging="279"/>
         <w:numPr>
           <w:ilvl w:val="0"/>
-          <w:numId w:val="10"/>
+          <w:numId w:val="1"/>
         </w:numPr>
       </w:pPr>
       <w:r>
@@ -5959,9 +5924,10 @@
     <w:p>
       <w:pPr>
         <w:spacing w:before="0" w:after="80" w:line="290" w:lineRule="auto"/>
+        <w:ind w:left="540" w:hanging="279"/>
         <w:numPr>
           <w:ilvl w:val="0"/>
-          <w:numId w:val="10"/>
+          <w:numId w:val="1"/>
         </w:numPr>
       </w:pPr>
       <w:r>
@@ -5978,9 +5944,10 @@
     <w:p>
       <w:pPr>
         <w:spacing w:before="0" w:after="80" w:line="290" w:lineRule="auto"/>
+        <w:ind w:left="540" w:hanging="279"/>
         <w:numPr>
           <w:ilvl w:val="0"/>
-          <w:numId w:val="10"/>
+          <w:numId w:val="1"/>
         </w:numPr>
       </w:pPr>
       <w:r>
@@ -7871,9 +7838,10 @@
     <w:p>
       <w:pPr>
         <w:spacing w:before="0" w:after="80" w:line="290" w:lineRule="auto"/>
+        <w:ind w:left="540" w:hanging="279"/>
         <w:numPr>
           <w:ilvl w:val="0"/>
-          <w:numId w:val="10"/>
+          <w:numId w:val="1"/>
         </w:numPr>
       </w:pPr>
       <w:r>
@@ -7890,9 +7858,10 @@
     <w:p>
       <w:pPr>
         <w:spacing w:before="0" w:after="80" w:line="290" w:lineRule="auto"/>
+        <w:ind w:left="540" w:hanging="279"/>
         <w:numPr>
           <w:ilvl w:val="0"/>
-          <w:numId w:val="10"/>
+          <w:numId w:val="1"/>
         </w:numPr>
       </w:pPr>
       <w:r>
@@ -7909,9 +7878,10 @@
     <w:p>
       <w:pPr>
         <w:spacing w:before="0" w:after="80" w:line="290" w:lineRule="auto"/>
+        <w:ind w:left="540" w:hanging="279"/>
         <w:numPr>
           <w:ilvl w:val="0"/>
-          <w:numId w:val="10"/>
+          <w:numId w:val="1"/>
         </w:numPr>
       </w:pPr>
       <w:r>
@@ -7928,9 +7898,10 @@
     <w:p>
       <w:pPr>
         <w:spacing w:before="0" w:after="80" w:line="290" w:lineRule="auto"/>
+        <w:ind w:left="540" w:hanging="279"/>
         <w:numPr>
           <w:ilvl w:val="0"/>
-          <w:numId w:val="10"/>
+          <w:numId w:val="1"/>
         </w:numPr>
       </w:pPr>
       <w:r>
@@ -7947,9 +7918,10 @@
     <w:p>
       <w:pPr>
         <w:spacing w:before="0" w:after="80" w:line="290" w:lineRule="auto"/>
+        <w:ind w:left="540" w:hanging="279"/>
         <w:numPr>
           <w:ilvl w:val="0"/>
-          <w:numId w:val="10"/>
+          <w:numId w:val="1"/>
         </w:numPr>
       </w:pPr>
       <w:r>
@@ -8412,12 +8384,19 @@
     </w:p>
     <w:p>
       <w:pPr>
-        <w:spacing w:before="0" w:after="80" w:line="290" w:lineRule="auto"/>
-        <w:numPr>
-          <w:ilvl w:val="0"/>
-          <w:numId w:val="10"/>
-        </w:numPr>
+        <w:spacing w:before="0" w:after="100" w:line="290" w:lineRule="auto"/>
+        <w:ind w:left="259" w:hanging="259"/>
       </w:pPr>
+      <w:r>
+        <w:rPr>
+          <w:rFonts w:ascii="Malgun Gothic" w:hAnsi="Malgun Gothic" w:eastAsia="Malgun Gothic"/>
+          <w:b/>
+          <w:i w:val="0"/>
+          <w:color w:val="3B82F6"/>
+          <w:sz w:val="23"/>
+        </w:rPr>
+        <w:t xml:space="preserve">□  </w:t>
+      </w:r>
       <w:r>
         <w:rPr>
           <w:rFonts w:ascii="Malgun Gothic" w:hAnsi="Malgun Gothic" w:eastAsia="Malgun Gothic"/>
@@ -8426,17 +8405,24 @@
           <w:color w:val="111827"/>
           <w:sz w:val="22"/>
         </w:rPr>
-        <w:t>□ 최종 CTA: 무료 체험 / 도입 상담 / 사전 신청 중 하나</w:t>
+        <w:t>최종 CTA: 무료 체험 / 도입 상담 / 사전 신청 중 하나</w:t>
       </w:r>
     </w:p>
     <w:p>
       <w:pPr>
-        <w:spacing w:before="0" w:after="80" w:line="290" w:lineRule="auto"/>
-        <w:numPr>
-          <w:ilvl w:val="0"/>
-          <w:numId w:val="10"/>
-        </w:numPr>
+        <w:spacing w:before="0" w:after="100" w:line="290" w:lineRule="auto"/>
+        <w:ind w:left="259" w:hanging="259"/>
       </w:pPr>
+      <w:r>
+        <w:rPr>
+          <w:rFonts w:ascii="Malgun Gothic" w:hAnsi="Malgun Gothic" w:eastAsia="Malgun Gothic"/>
+          <w:b/>
+          <w:i w:val="0"/>
+          <w:color w:val="3B82F6"/>
+          <w:sz w:val="23"/>
+        </w:rPr>
+        <w:t xml:space="preserve">□  </w:t>
+      </w:r>
       <w:r>
         <w:rPr>
           <w:rFonts w:ascii="Malgun Gothic" w:hAnsi="Malgun Gothic" w:eastAsia="Malgun Gothic"/>
@@ -8445,17 +8431,24 @@
           <w:color w:val="111827"/>
           <w:sz w:val="22"/>
         </w:rPr>
-        <w:t>□ 대표 타깃 업종: 음식점 중심 또는 카페·소매까지 확장</w:t>
+        <w:t>대표 타깃 업종: 음식점 중심 또는 카페·소매까지 확장</w:t>
       </w:r>
     </w:p>
     <w:p>
       <w:pPr>
-        <w:spacing w:before="0" w:after="80" w:line="290" w:lineRule="auto"/>
-        <w:numPr>
-          <w:ilvl w:val="0"/>
-          <w:numId w:val="10"/>
-        </w:numPr>
+        <w:spacing w:before="0" w:after="100" w:line="290" w:lineRule="auto"/>
+        <w:ind w:left="259" w:hanging="259"/>
       </w:pPr>
+      <w:r>
+        <w:rPr>
+          <w:rFonts w:ascii="Malgun Gothic" w:hAnsi="Malgun Gothic" w:eastAsia="Malgun Gothic"/>
+          <w:b/>
+          <w:i w:val="0"/>
+          <w:color w:val="3B82F6"/>
+          <w:sz w:val="23"/>
+        </w:rPr>
+        <w:t xml:space="preserve">□  </w:t>
+      </w:r>
       <w:r>
         <w:rPr>
           <w:rFonts w:ascii="Malgun Gothic" w:hAnsi="Malgun Gothic" w:eastAsia="Malgun Gothic"/>
@@ -8464,17 +8457,24 @@
           <w:color w:val="111827"/>
           <w:sz w:val="22"/>
         </w:rPr>
-        <w:t>□ 출연 방식: 실제 고객 / 내부 인원 / 전문 모델</w:t>
+        <w:t>출연 방식: 실제 고객 / 내부 인원 / 전문 모델</w:t>
       </w:r>
     </w:p>
     <w:p>
       <w:pPr>
-        <w:spacing w:before="0" w:after="80" w:line="290" w:lineRule="auto"/>
-        <w:numPr>
-          <w:ilvl w:val="0"/>
-          <w:numId w:val="10"/>
-        </w:numPr>
+        <w:spacing w:before="0" w:after="100" w:line="290" w:lineRule="auto"/>
+        <w:ind w:left="259" w:hanging="259"/>
       </w:pPr>
+      <w:r>
+        <w:rPr>
+          <w:rFonts w:ascii="Malgun Gothic" w:hAnsi="Malgun Gothic" w:eastAsia="Malgun Gothic"/>
+          <w:b/>
+          <w:i w:val="0"/>
+          <w:color w:val="3B82F6"/>
+          <w:sz w:val="23"/>
+        </w:rPr>
+        <w:t xml:space="preserve">□  </w:t>
+      </w:r>
       <w:r>
         <w:rPr>
           <w:rFonts w:ascii="Malgun Gothic" w:hAnsi="Malgun Gothic" w:eastAsia="Malgun Gothic"/>
@@ -8483,17 +8483,24 @@
           <w:color w:val="111827"/>
           <w:sz w:val="22"/>
         </w:rPr>
-        <w:t>□ 촬영 매장과 날짜, 영업 방해를 피할 시간대</w:t>
+        <w:t>촬영 매장과 날짜, 영업 방해를 피할 시간대</w:t>
       </w:r>
     </w:p>
     <w:p>
       <w:pPr>
-        <w:spacing w:before="0" w:after="80" w:line="290" w:lineRule="auto"/>
-        <w:numPr>
-          <w:ilvl w:val="0"/>
-          <w:numId w:val="10"/>
-        </w:numPr>
+        <w:spacing w:before="0" w:after="100" w:line="290" w:lineRule="auto"/>
+        <w:ind w:left="259" w:hanging="259"/>
       </w:pPr>
+      <w:r>
+        <w:rPr>
+          <w:rFonts w:ascii="Malgun Gothic" w:hAnsi="Malgun Gothic" w:eastAsia="Malgun Gothic"/>
+          <w:b/>
+          <w:i w:val="0"/>
+          <w:color w:val="3B82F6"/>
+          <w:sz w:val="23"/>
+        </w:rPr>
+        <w:t xml:space="preserve">□  </w:t>
+      </w:r>
       <w:r>
         <w:rPr>
           <w:rFonts w:ascii="Malgun Gothic" w:hAnsi="Malgun Gothic" w:eastAsia="Malgun Gothic"/>
@@ -8502,17 +8509,24 @@
           <w:color w:val="111827"/>
           <w:sz w:val="22"/>
         </w:rPr>
-        <w:t>□ 영상에 노출할 실제 제공 기능과 제외 기능</w:t>
+        <w:t>영상에 노출할 실제 제공 기능과 제외 기능</w:t>
       </w:r>
     </w:p>
     <w:p>
       <w:pPr>
-        <w:spacing w:before="0" w:after="80" w:line="290" w:lineRule="auto"/>
-        <w:numPr>
-          <w:ilvl w:val="0"/>
-          <w:numId w:val="10"/>
-        </w:numPr>
+        <w:spacing w:before="0" w:after="100" w:line="290" w:lineRule="auto"/>
+        <w:ind w:left="259" w:hanging="259"/>
       </w:pPr>
+      <w:r>
+        <w:rPr>
+          <w:rFonts w:ascii="Malgun Gothic" w:hAnsi="Malgun Gothic" w:eastAsia="Malgun Gothic"/>
+          <w:b/>
+          <w:i w:val="0"/>
+          <w:color w:val="3B82F6"/>
+          <w:sz w:val="23"/>
+        </w:rPr>
+        <w:t xml:space="preserve">□  </w:t>
+      </w:r>
       <w:r>
         <w:rPr>
           <w:rFonts w:ascii="Malgun Gothic" w:hAnsi="Malgun Gothic" w:eastAsia="Malgun Gothic"/>
@@ -8521,17 +8535,24 @@
           <w:color w:val="111827"/>
           <w:sz w:val="22"/>
         </w:rPr>
-        <w:t>□ 데모 계정·가상 데이터·영수증 샘플 승인</w:t>
+        <w:t>데모 계정·가상 데이터·영수증 샘플 승인</w:t>
       </w:r>
     </w:p>
     <w:p>
       <w:pPr>
-        <w:spacing w:before="0" w:after="80" w:line="290" w:lineRule="auto"/>
-        <w:numPr>
-          <w:ilvl w:val="0"/>
-          <w:numId w:val="10"/>
-        </w:numPr>
+        <w:spacing w:before="0" w:after="100" w:line="290" w:lineRule="auto"/>
+        <w:ind w:left="259" w:hanging="259"/>
       </w:pPr>
+      <w:r>
+        <w:rPr>
+          <w:rFonts w:ascii="Malgun Gothic" w:hAnsi="Malgun Gothic" w:eastAsia="Malgun Gothic"/>
+          <w:b/>
+          <w:i w:val="0"/>
+          <w:color w:val="3B82F6"/>
+          <w:sz w:val="23"/>
+        </w:rPr>
+        <w:t xml:space="preserve">□  </w:t>
+      </w:r>
       <w:r>
         <w:rPr>
           <w:rFonts w:ascii="Malgun Gothic" w:hAnsi="Malgun Gothic" w:eastAsia="Malgun Gothic"/>
@@ -8540,17 +8561,24 @@
           <w:color w:val="111827"/>
           <w:sz w:val="22"/>
         </w:rPr>
-        <w:t>□ 브랜드 슬로건과 로고·앱 아이콘 사용 규칙</w:t>
+        <w:t>브랜드 슬로건과 로고·앱 아이콘 사용 규칙</w:t>
       </w:r>
     </w:p>
     <w:p>
       <w:pPr>
-        <w:spacing w:before="0" w:after="80" w:line="290" w:lineRule="auto"/>
-        <w:numPr>
-          <w:ilvl w:val="0"/>
-          <w:numId w:val="10"/>
-        </w:numPr>
+        <w:spacing w:before="0" w:after="100" w:line="290" w:lineRule="auto"/>
+        <w:ind w:left="259" w:hanging="259"/>
       </w:pPr>
+      <w:r>
+        <w:rPr>
+          <w:rFonts w:ascii="Malgun Gothic" w:hAnsi="Malgun Gothic" w:eastAsia="Malgun Gothic"/>
+          <w:b/>
+          <w:i w:val="0"/>
+          <w:color w:val="3B82F6"/>
+          <w:sz w:val="23"/>
+        </w:rPr>
+        <w:t xml:space="preserve">□  </w:t>
+      </w:r>
       <w:r>
         <w:rPr>
           <w:rFonts w:ascii="Malgun Gothic" w:hAnsi="Malgun Gothic" w:eastAsia="Malgun Gothic"/>
@@ -8559,17 +8587,24 @@
           <w:color w:val="111827"/>
           <w:sz w:val="22"/>
         </w:rPr>
-        <w:t>□ 내레이션 성별·톤, 음악 라이선스 범위</w:t>
+        <w:t>내레이션 성별·톤, 음악 라이선스 범위</w:t>
       </w:r>
     </w:p>
     <w:p>
       <w:pPr>
-        <w:spacing w:before="0" w:after="80" w:line="290" w:lineRule="auto"/>
-        <w:numPr>
-          <w:ilvl w:val="0"/>
-          <w:numId w:val="10"/>
-        </w:numPr>
+        <w:spacing w:before="0" w:after="100" w:line="290" w:lineRule="auto"/>
+        <w:ind w:left="259" w:hanging="259"/>
       </w:pPr>
+      <w:r>
+        <w:rPr>
+          <w:rFonts w:ascii="Malgun Gothic" w:hAnsi="Malgun Gothic" w:eastAsia="Malgun Gothic"/>
+          <w:b/>
+          <w:i w:val="0"/>
+          <w:color w:val="3B82F6"/>
+          <w:sz w:val="23"/>
+        </w:rPr>
+        <w:t xml:space="preserve">□  </w:t>
+      </w:r>
       <w:r>
         <w:rPr>
           <w:rFonts w:ascii="Malgun Gothic" w:hAnsi="Malgun Gothic" w:eastAsia="Malgun Gothic"/>
@@ -8578,7 +8613,7 @@
           <w:color w:val="111827"/>
           <w:sz w:val="22"/>
         </w:rPr>
-        <w:t>□ 수정 횟수, 최종 산출물 규격, 원본 프로젝트 보관 기간</w:t>
+        <w:t>수정 횟수, 최종 산출물 규격, 원본 프로젝트 보관 기간</w:t>
       </w:r>
     </w:p>
     <w:p>
@@ -8599,12 +8634,19 @@
     </w:p>
     <w:p>
       <w:pPr>
-        <w:spacing w:before="0" w:after="80" w:line="290" w:lineRule="auto"/>
-        <w:numPr>
-          <w:ilvl w:val="0"/>
-          <w:numId w:val="10"/>
-        </w:numPr>
+        <w:spacing w:before="0" w:after="100" w:line="290" w:lineRule="auto"/>
+        <w:ind w:left="259" w:hanging="259"/>
       </w:pPr>
+      <w:r>
+        <w:rPr>
+          <w:rFonts w:ascii="Malgun Gothic" w:hAnsi="Malgun Gothic" w:eastAsia="Malgun Gothic"/>
+          <w:b/>
+          <w:i w:val="0"/>
+          <w:color w:val="3B82F6"/>
+          <w:sz w:val="23"/>
+        </w:rPr>
+        <w:t xml:space="preserve">□  </w:t>
+      </w:r>
       <w:r>
         <w:rPr>
           <w:rFonts w:ascii="Malgun Gothic" w:hAnsi="Malgun Gothic" w:eastAsia="Malgun Gothic"/>
@@ -8613,17 +8655,24 @@
           <w:color w:val="111827"/>
           <w:sz w:val="22"/>
         </w:rPr>
-        <w:t>□ 첫 3초만 보고도 소상공인 대상 영상임을 알 수 있다.</w:t>
+        <w:t>첫 3초만 보고도 소상공인 대상 영상임을 알 수 있다.</w:t>
       </w:r>
     </w:p>
     <w:p>
       <w:pPr>
-        <w:spacing w:before="0" w:after="80" w:line="290" w:lineRule="auto"/>
-        <w:numPr>
-          <w:ilvl w:val="0"/>
-          <w:numId w:val="10"/>
-        </w:numPr>
+        <w:spacing w:before="0" w:after="100" w:line="290" w:lineRule="auto"/>
+        <w:ind w:left="259" w:hanging="259"/>
       </w:pPr>
+      <w:r>
+        <w:rPr>
+          <w:rFonts w:ascii="Malgun Gothic" w:hAnsi="Malgun Gothic" w:eastAsia="Malgun Gothic"/>
+          <w:b/>
+          <w:i w:val="0"/>
+          <w:color w:val="3B82F6"/>
+          <w:sz w:val="23"/>
+        </w:rPr>
+        <w:t xml:space="preserve">□  </w:t>
+      </w:r>
       <w:r>
         <w:rPr>
           <w:rFonts w:ascii="Malgun Gothic" w:hAnsi="Malgun Gothic" w:eastAsia="Malgun Gothic"/>
@@ -8632,17 +8681,24 @@
           <w:color w:val="111827"/>
           <w:sz w:val="22"/>
         </w:rPr>
-        <w:t>□ 실제 앱 화면과 내레이션의 기능 설명이 일치한다.</w:t>
+        <w:t>실제 앱 화면과 내레이션의 기능 설명이 일치한다.</w:t>
       </w:r>
     </w:p>
     <w:p>
       <w:pPr>
-        <w:spacing w:before="0" w:after="80" w:line="290" w:lineRule="auto"/>
-        <w:numPr>
-          <w:ilvl w:val="0"/>
-          <w:numId w:val="10"/>
-        </w:numPr>
+        <w:spacing w:before="0" w:after="100" w:line="290" w:lineRule="auto"/>
+        <w:ind w:left="259" w:hanging="259"/>
       </w:pPr>
+      <w:r>
+        <w:rPr>
+          <w:rFonts w:ascii="Malgun Gothic" w:hAnsi="Malgun Gothic" w:eastAsia="Malgun Gothic"/>
+          <w:b/>
+          <w:i w:val="0"/>
+          <w:color w:val="3B82F6"/>
+          <w:sz w:val="23"/>
+        </w:rPr>
+        <w:t xml:space="preserve">□  </w:t>
+      </w:r>
       <w:r>
         <w:rPr>
           <w:rFonts w:ascii="Malgun Gothic" w:hAnsi="Malgun Gothic" w:eastAsia="Malgun Gothic"/>
@@ -8651,17 +8707,24 @@
           <w:color w:val="111827"/>
           <w:sz w:val="22"/>
         </w:rPr>
-        <w:t>□ 자막을 소리 없이 읽어도 핵심 메시지가 이해된다.</w:t>
+        <w:t>자막을 소리 없이 읽어도 핵심 메시지가 이해된다.</w:t>
       </w:r>
     </w:p>
     <w:p>
       <w:pPr>
-        <w:spacing w:before="0" w:after="80" w:line="290" w:lineRule="auto"/>
-        <w:numPr>
-          <w:ilvl w:val="0"/>
-          <w:numId w:val="10"/>
-        </w:numPr>
+        <w:spacing w:before="0" w:after="100" w:line="290" w:lineRule="auto"/>
+        <w:ind w:left="259" w:hanging="259"/>
       </w:pPr>
+      <w:r>
+        <w:rPr>
+          <w:rFonts w:ascii="Malgun Gothic" w:hAnsi="Malgun Gothic" w:eastAsia="Malgun Gothic"/>
+          <w:b/>
+          <w:i w:val="0"/>
+          <w:color w:val="3B82F6"/>
+          <w:sz w:val="23"/>
+        </w:rPr>
+        <w:t xml:space="preserve">□  </w:t>
+      </w:r>
       <w:r>
         <w:rPr>
           <w:rFonts w:ascii="Malgun Gothic" w:hAnsi="Malgun Gothic" w:eastAsia="Malgun Gothic"/>
@@ -8670,17 +8733,24 @@
           <w:color w:val="111827"/>
           <w:sz w:val="22"/>
         </w:rPr>
-        <w:t>□ 개인정보·실매출·실급여·계좌 정보가 노출되지 않는다.</w:t>
+        <w:t>개인정보·실매출·실급여·계좌 정보가 노출되지 않는다.</w:t>
       </w:r>
     </w:p>
     <w:p>
       <w:pPr>
-        <w:spacing w:before="0" w:after="80" w:line="290" w:lineRule="auto"/>
-        <w:numPr>
-          <w:ilvl w:val="0"/>
-          <w:numId w:val="10"/>
-        </w:numPr>
+        <w:spacing w:before="0" w:after="100" w:line="290" w:lineRule="auto"/>
+        <w:ind w:left="259" w:hanging="259"/>
       </w:pPr>
+      <w:r>
+        <w:rPr>
+          <w:rFonts w:ascii="Malgun Gothic" w:hAnsi="Malgun Gothic" w:eastAsia="Malgun Gothic"/>
+          <w:b/>
+          <w:i w:val="0"/>
+          <w:color w:val="3B82F6"/>
+          <w:sz w:val="23"/>
+        </w:rPr>
+        <w:t xml:space="preserve">□  </w:t>
+      </w:r>
       <w:r>
         <w:rPr>
           <w:rFonts w:ascii="Malgun Gothic" w:hAnsi="Malgun Gothic" w:eastAsia="Malgun Gothic"/>
@@ -8689,17 +8759,24 @@
           <w:color w:val="111827"/>
           <w:sz w:val="22"/>
         </w:rPr>
-        <w:t>□ 세무·노무·AI 기능을 과장하거나 결과를 보장하는 표현이 없다.</w:t>
+        <w:t>세무·노무·AI 기능을 과장하거나 결과를 보장하는 표현이 없다.</w:t>
       </w:r>
     </w:p>
     <w:p>
       <w:pPr>
-        <w:spacing w:before="0" w:after="80" w:line="290" w:lineRule="auto"/>
-        <w:numPr>
-          <w:ilvl w:val="0"/>
-          <w:numId w:val="10"/>
-        </w:numPr>
+        <w:spacing w:before="0" w:after="100" w:line="290" w:lineRule="auto"/>
+        <w:ind w:left="259" w:hanging="259"/>
       </w:pPr>
+      <w:r>
+        <w:rPr>
+          <w:rFonts w:ascii="Malgun Gothic" w:hAnsi="Malgun Gothic" w:eastAsia="Malgun Gothic"/>
+          <w:b/>
+          <w:i w:val="0"/>
+          <w:color w:val="3B82F6"/>
+          <w:sz w:val="23"/>
+        </w:rPr>
+        <w:t xml:space="preserve">□  </w:t>
+      </w:r>
       <w:r>
         <w:rPr>
           <w:rFonts w:ascii="Malgun Gothic" w:hAnsi="Malgun Gothic" w:eastAsia="Malgun Gothic"/>
@@ -8708,17 +8785,24 @@
           <w:color w:val="111827"/>
           <w:sz w:val="22"/>
         </w:rPr>
-        <w:t>□ 세로·가로 버전 모두 버튼·자막·QR이 안전영역 안에 있다.</w:t>
+        <w:t>세로·가로 버전 모두 버튼·자막·QR이 안전영역 안에 있다.</w:t>
       </w:r>
     </w:p>
     <w:p>
       <w:pPr>
-        <w:spacing w:before="0" w:after="80" w:line="290" w:lineRule="auto"/>
-        <w:numPr>
-          <w:ilvl w:val="0"/>
-          <w:numId w:val="10"/>
-        </w:numPr>
+        <w:spacing w:before="0" w:after="100" w:line="290" w:lineRule="auto"/>
+        <w:ind w:left="259" w:hanging="259"/>
       </w:pPr>
+      <w:r>
+        <w:rPr>
+          <w:rFonts w:ascii="Malgun Gothic" w:hAnsi="Malgun Gothic" w:eastAsia="Malgun Gothic"/>
+          <w:b/>
+          <w:i w:val="0"/>
+          <w:color w:val="3B82F6"/>
+          <w:sz w:val="23"/>
+        </w:rPr>
+        <w:t xml:space="preserve">□  </w:t>
+      </w:r>
       <w:r>
         <w:rPr>
           <w:rFonts w:ascii="Malgun Gothic" w:hAnsi="Malgun Gothic" w:eastAsia="Malgun Gothic"/>
@@ -8727,17 +8811,24 @@
           <w:color w:val="111827"/>
           <w:sz w:val="22"/>
         </w:rPr>
-        <w:t>□ 마지막 CTA가 단 하나이며 3초 이상 유지된다.</w:t>
+        <w:t>마지막 CTA가 단 하나이며 3초 이상 유지된다.</w:t>
       </w:r>
     </w:p>
     <w:p>
       <w:pPr>
-        <w:spacing w:before="0" w:after="80" w:line="290" w:lineRule="auto"/>
-        <w:numPr>
-          <w:ilvl w:val="0"/>
-          <w:numId w:val="10"/>
-        </w:numPr>
+        <w:spacing w:before="0" w:after="100" w:line="290" w:lineRule="auto"/>
+        <w:ind w:left="259" w:hanging="259"/>
       </w:pPr>
+      <w:r>
+        <w:rPr>
+          <w:rFonts w:ascii="Malgun Gothic" w:hAnsi="Malgun Gothic" w:eastAsia="Malgun Gothic"/>
+          <w:b/>
+          <w:i w:val="0"/>
+          <w:color w:val="3B82F6"/>
+          <w:sz w:val="23"/>
+        </w:rPr>
+        <w:t xml:space="preserve">□  </w:t>
+      </w:r>
       <w:r>
         <w:rPr>
           <w:rFonts w:ascii="Malgun Gothic" w:hAnsi="Malgun Gothic" w:eastAsia="Malgun Gothic"/>
@@ -8746,7 +8837,7 @@
           <w:color w:val="111827"/>
           <w:sz w:val="22"/>
         </w:rPr>
-        <w:t>□ 모바일에서 링크·가입·상담 동선이 실제로 작동한다.</w:t>
+        <w:t>모바일에서 링크·가입·상담 동선이 실제로 작동한다.</w:t>
       </w:r>
     </w:p>
     <w:p>
@@ -8855,9 +8946,10 @@
     <w:p>
       <w:pPr>
         <w:spacing w:before="0" w:after="80" w:line="290" w:lineRule="auto"/>
+        <w:ind w:left="540" w:hanging="279"/>
         <w:numPr>
           <w:ilvl w:val="0"/>
-          <w:numId w:val="11"/>
+          <w:numId w:val="13"/>
         </w:numPr>
       </w:pPr>
       <w:r>
@@ -8874,9 +8966,10 @@
     <w:p>
       <w:pPr>
         <w:spacing w:before="0" w:after="80" w:line="290" w:lineRule="auto"/>
+        <w:ind w:left="540" w:hanging="279"/>
         <w:numPr>
           <w:ilvl w:val="0"/>
-          <w:numId w:val="11"/>
+          <w:numId w:val="13"/>
         </w:numPr>
       </w:pPr>
       <w:r>
@@ -8893,9 +8986,10 @@
     <w:p>
       <w:pPr>
         <w:spacing w:before="0" w:after="80" w:line="290" w:lineRule="auto"/>
+        <w:ind w:left="540" w:hanging="279"/>
         <w:numPr>
           <w:ilvl w:val="0"/>
-          <w:numId w:val="11"/>
+          <w:numId w:val="13"/>
         </w:numPr>
       </w:pPr>
       <w:r>
@@ -8912,9 +9006,10 @@
     <w:p>
       <w:pPr>
         <w:spacing w:before="0" w:after="80" w:line="290" w:lineRule="auto"/>
+        <w:ind w:left="540" w:hanging="279"/>
         <w:numPr>
           <w:ilvl w:val="0"/>
-          <w:numId w:val="11"/>
+          <w:numId w:val="13"/>
         </w:numPr>
       </w:pPr>
       <w:r>
@@ -8931,9 +9026,10 @@
     <w:p>
       <w:pPr>
         <w:spacing w:before="0" w:after="80" w:line="290" w:lineRule="auto"/>
+        <w:ind w:left="540" w:hanging="279"/>
         <w:numPr>
           <w:ilvl w:val="0"/>
-          <w:numId w:val="11"/>
+          <w:numId w:val="13"/>
         </w:numPr>
       </w:pPr>
       <w:r>
@@ -9256,49 +9352,29 @@
   <w:num w:numId="9">
     <w:abstractNumId w:val="0"/>
   </w:num>
-  <w:abstractNum w:abstractNumId="9">
-    <w:multiLevelType w:val="singleLevel"/>
-    <w:lvl w:ilvl="0">
-      <w:start w:val="1"/>
-      <w:numFmt w:val="bullet"/>
-      <w:lvlText w:val="●"/>
-      <w:lvlJc w:val="left"/>
-      <w:pPr>
-        <w:tabs>
-          <w:tab w:val="num" w:pos="540"/>
-        </w:tabs>
-        <w:ind w:left="540" w:hanging="280"/>
-        <w:spacing w:after="80" w:line="290" w:lineRule="auto"/>
-      </w:pPr>
-      <w:rPr>
-        <w:rFonts w:ascii="Malgun Gothic" w:hAnsi="Malgun Gothic" w:eastAsia="Malgun Gothic"/>
-      </w:rPr>
-    </w:lvl>
-  </w:abstractNum>
   <w:num w:numId="10">
-    <w:abstractNumId w:val="9"/>
+    <w:abstractNumId w:val="7"/>
+    <w:lvlOverride w:ilvl="0">
+      <w:startOverride w:val="1"/>
+    </w:lvlOverride>
   </w:num>
-  <w:abstractNum w:abstractNumId="10">
-    <w:multiLevelType w:val="singleLevel"/>
-    <w:lvl w:ilvl="0">
-      <w:start w:val="1"/>
-      <w:numFmt w:val="decimal"/>
-      <w:lvlText w:val="%1."/>
-      <w:lvlJc w:val="left"/>
-      <w:pPr>
-        <w:tabs>
-          <w:tab w:val="num" w:pos="540"/>
-        </w:tabs>
-        <w:ind w:left="540" w:hanging="280"/>
-        <w:spacing w:after="80" w:line="290" w:lineRule="auto"/>
-      </w:pPr>
-      <w:rPr>
-        <w:rFonts w:ascii="Malgun Gothic" w:hAnsi="Malgun Gothic" w:eastAsia="Malgun Gothic"/>
-      </w:rPr>
-    </w:lvl>
-  </w:abstractNum>
   <w:num w:numId="11">
-    <w:abstractNumId w:val="10"/>
+    <w:abstractNumId w:val="7"/>
+    <w:lvlOverride w:ilvl="0">
+      <w:startOverride w:val="1"/>
+    </w:lvlOverride>
+  </w:num>
+  <w:num w:numId="12">
+    <w:abstractNumId w:val="7"/>
+    <w:lvlOverride w:ilvl="0">
+      <w:startOverride w:val="1"/>
+    </w:lvlOverride>
+  </w:num>
+  <w:num w:numId="13">
+    <w:abstractNumId w:val="7"/>
+    <w:lvlOverride w:ilvl="0">
+      <w:startOverride w:val="1"/>
+    </w:lvlOverride>
   </w:num>
 </w:numbering>
 </file>

--- a/docs/marketing/SEMHANA_홍보영상_제작기획서.docx
+++ b/docs/marketing/SEMHANA_홍보영상_제작기획서.docx
@@ -350,6 +350,7 @@
         <w:keepLines/>
         <w:spacing w:before="40" w:after="200" w:line="288" w:lineRule="auto"/>
         <w:ind w:left="200" w:right="160"/>
+        <w:jc w:val="left"/>
         <w:pBdr>
           <w:left w:val="single" w:sz="20" w:space="10" w:color="3B82F6"/>
         </w:pBdr>
@@ -786,6 +787,7 @@
       <w:pPr>
         <w:keepNext/>
         <w:spacing w:before="80" w:after="200"/>
+        <w:pageBreakBefore/>
         <w:shd w:fill="0F172A"/>
       </w:pPr>
       <w:r>
@@ -5966,6 +5968,7 @@
         <w:keepLines/>
         <w:spacing w:before="40" w:after="200" w:line="288" w:lineRule="auto"/>
         <w:ind w:left="200" w:right="160"/>
+        <w:jc w:val="left"/>
         <w:pBdr>
           <w:left w:val="single" w:sz="20" w:space="10" w:color="DC2626"/>
         </w:pBdr>
@@ -8841,6 +8844,11 @@
       </w:r>
     </w:p>
     <w:p>
+      <w:r>
+        <w:br w:type="page"/>
+      </w:r>
+    </w:p>
+    <w:p>
       <w:pPr>
         <w:keepNext/>
         <w:spacing w:before="80" w:after="200"/>
@@ -8889,6 +8897,7 @@
         <w:keepLines/>
         <w:spacing w:before="40" w:after="200" w:line="288" w:lineRule="auto"/>
         <w:ind w:left="200" w:right="160"/>
+        <w:jc w:val="left"/>
         <w:pBdr>
           <w:left w:val="single" w:sz="20" w:space="10" w:color="06A884"/>
         </w:pBdr>
@@ -9025,7 +9034,7 @@
     </w:p>
     <w:p>
       <w:pPr>
-        <w:spacing w:before="0" w:after="80" w:line="290" w:lineRule="auto"/>
+        <w:spacing w:before="0" w:after="520" w:line="290" w:lineRule="auto"/>
         <w:ind w:left="540" w:hanging="279"/>
         <w:numPr>
           <w:ilvl w:val="0"/>
@@ -9045,7 +9054,7 @@
     </w:p>
     <w:p>
       <w:pPr>
-        <w:spacing w:before="560" w:after="140" w:line="240" w:lineRule="auto"/>
+        <w:spacing w:before="0" w:after="140" w:line="240" w:lineRule="auto"/>
         <w:jc w:val="center"/>
       </w:pPr>
       <w:r>
